--- a/docs/Informe_ISY1101_TiendaPerritos.docx
+++ b/docs/Informe_ISY1101_TiendaPerritos.docx
@@ -97,10 +97,12 @@
       <w:pPr>
         <w:pStyle w:val="Ttulo1"/>
       </w:pPr>
+      <w:bookmarkStart w:id="0" w:name="_Toc234597303"/>
       <w:r>
         <w:lastRenderedPageBreak/>
         <w:t>Índice</w:t>
       </w:r>
+      <w:bookmarkEnd w:id="0"/>
     </w:p>
     <w:sdt>
       <w:sdtPr>
@@ -109,6 +111,20 @@
       </w:sdtPr>
       <w:sdtContent>
         <w:p>
+          <w:pPr>
+            <w:pStyle w:val="TDC1"/>
+            <w:tabs>
+              <w:tab w:val="right" w:leader="dot" w:pos="9350"/>
+            </w:tabs>
+            <w:rPr>
+              <w:rFonts w:asciiTheme="minorHAnsi" w:eastAsiaTheme="minorEastAsia" w:hAnsiTheme="minorHAnsi" w:cstheme="minorBidi"/>
+              <w:noProof/>
+              <w:kern w:val="2"/>
+              <w:sz w:val="24"/>
+              <w:szCs w:val="24"/>
+              <w14:ligatures w14:val="standardContextual"/>
+            </w:rPr>
+          </w:pPr>
           <w:r>
             <w:fldChar w:fldCharType="begin"/>
           </w:r>
@@ -118,6 +134,980 @@
           <w:r>
             <w:fldChar w:fldCharType="separate"/>
           </w:r>
+          <w:hyperlink w:anchor="_Toc234597303" w:history="1">
+            <w:r>
+              <w:rPr>
+                <w:rStyle w:val="Hipervnculo"/>
+                <w:noProof/>
+              </w:rPr>
+              <w:t>Índice</w:t>
+            </w:r>
+            <w:r>
+              <w:rPr>
+                <w:noProof/>
+              </w:rPr>
+              <w:tab/>
+            </w:r>
+            <w:r>
+              <w:rPr>
+                <w:noProof/>
+              </w:rPr>
+              <w:fldChar w:fldCharType="begin"/>
+            </w:r>
+            <w:r>
+              <w:rPr>
+                <w:noProof/>
+              </w:rPr>
+              <w:instrText xml:space="preserve"> PAGEREF _Toc234597303 \h </w:instrText>
+            </w:r>
+            <w:r>
+              <w:rPr>
+                <w:noProof/>
+              </w:rPr>
+            </w:r>
+            <w:r>
+              <w:rPr>
+                <w:noProof/>
+              </w:rPr>
+              <w:fldChar w:fldCharType="separate"/>
+            </w:r>
+            <w:r>
+              <w:rPr>
+                <w:noProof/>
+              </w:rPr>
+              <w:t>2</w:t>
+            </w:r>
+            <w:r>
+              <w:rPr>
+                <w:noProof/>
+              </w:rPr>
+              <w:fldChar w:fldCharType="end"/>
+            </w:r>
+          </w:hyperlink>
+        </w:p>
+        <w:p>
+          <w:pPr>
+            <w:pStyle w:val="TDC1"/>
+            <w:tabs>
+              <w:tab w:val="right" w:leader="dot" w:pos="9350"/>
+            </w:tabs>
+            <w:rPr>
+              <w:rFonts w:asciiTheme="minorHAnsi" w:eastAsiaTheme="minorEastAsia" w:hAnsiTheme="minorHAnsi" w:cstheme="minorBidi"/>
+              <w:noProof/>
+              <w:kern w:val="2"/>
+              <w:sz w:val="24"/>
+              <w:szCs w:val="24"/>
+              <w14:ligatures w14:val="standardContextual"/>
+            </w:rPr>
+          </w:pPr>
+          <w:hyperlink w:anchor="_Toc234597304" w:history="1">
+            <w:r>
+              <w:rPr>
+                <w:rStyle w:val="Hipervnculo"/>
+                <w:noProof/>
+              </w:rPr>
+              <w:t>1. Introducción</w:t>
+            </w:r>
+            <w:r>
+              <w:rPr>
+                <w:noProof/>
+              </w:rPr>
+              <w:tab/>
+            </w:r>
+            <w:r>
+              <w:rPr>
+                <w:noProof/>
+              </w:rPr>
+              <w:fldChar w:fldCharType="begin"/>
+            </w:r>
+            <w:r>
+              <w:rPr>
+                <w:noProof/>
+              </w:rPr>
+              <w:instrText xml:space="preserve"> PAGEREF _Toc234597304 \h </w:instrText>
+            </w:r>
+            <w:r>
+              <w:rPr>
+                <w:noProof/>
+              </w:rPr>
+            </w:r>
+            <w:r>
+              <w:rPr>
+                <w:noProof/>
+              </w:rPr>
+              <w:fldChar w:fldCharType="separate"/>
+            </w:r>
+            <w:r>
+              <w:rPr>
+                <w:noProof/>
+              </w:rPr>
+              <w:t>3</w:t>
+            </w:r>
+            <w:r>
+              <w:rPr>
+                <w:noProof/>
+              </w:rPr>
+              <w:fldChar w:fldCharType="end"/>
+            </w:r>
+          </w:hyperlink>
+        </w:p>
+        <w:p>
+          <w:pPr>
+            <w:pStyle w:val="TDC1"/>
+            <w:tabs>
+              <w:tab w:val="right" w:leader="dot" w:pos="9350"/>
+            </w:tabs>
+            <w:rPr>
+              <w:rFonts w:asciiTheme="minorHAnsi" w:eastAsiaTheme="minorEastAsia" w:hAnsiTheme="minorHAnsi" w:cstheme="minorBidi"/>
+              <w:noProof/>
+              <w:kern w:val="2"/>
+              <w:sz w:val="24"/>
+              <w:szCs w:val="24"/>
+              <w14:ligatures w14:val="standardContextual"/>
+            </w:rPr>
+          </w:pPr>
+          <w:hyperlink w:anchor="_Toc234597305" w:history="1">
+            <w:r>
+              <w:rPr>
+                <w:rStyle w:val="Hipervnculo"/>
+                <w:noProof/>
+              </w:rPr>
+              <w:t>2. Arquitectura y método de integración del sistema</w:t>
+            </w:r>
+            <w:r>
+              <w:rPr>
+                <w:noProof/>
+              </w:rPr>
+              <w:tab/>
+            </w:r>
+            <w:r>
+              <w:rPr>
+                <w:noProof/>
+              </w:rPr>
+              <w:fldChar w:fldCharType="begin"/>
+            </w:r>
+            <w:r>
+              <w:rPr>
+                <w:noProof/>
+              </w:rPr>
+              <w:instrText xml:space="preserve"> PAGEREF _Toc234597305 \h </w:instrText>
+            </w:r>
+            <w:r>
+              <w:rPr>
+                <w:noProof/>
+              </w:rPr>
+            </w:r>
+            <w:r>
+              <w:rPr>
+                <w:noProof/>
+              </w:rPr>
+              <w:fldChar w:fldCharType="separate"/>
+            </w:r>
+            <w:r>
+              <w:rPr>
+                <w:noProof/>
+              </w:rPr>
+              <w:t>3</w:t>
+            </w:r>
+            <w:r>
+              <w:rPr>
+                <w:noProof/>
+              </w:rPr>
+              <w:fldChar w:fldCharType="end"/>
+            </w:r>
+          </w:hyperlink>
+        </w:p>
+        <w:p>
+          <w:pPr>
+            <w:pStyle w:val="TDC1"/>
+            <w:tabs>
+              <w:tab w:val="right" w:leader="dot" w:pos="9350"/>
+            </w:tabs>
+            <w:rPr>
+              <w:rFonts w:asciiTheme="minorHAnsi" w:eastAsiaTheme="minorEastAsia" w:hAnsiTheme="minorHAnsi" w:cstheme="minorBidi"/>
+              <w:noProof/>
+              <w:kern w:val="2"/>
+              <w:sz w:val="24"/>
+              <w:szCs w:val="24"/>
+              <w14:ligatures w14:val="standardContextual"/>
+            </w:rPr>
+          </w:pPr>
+          <w:hyperlink w:anchor="_Toc234597306" w:history="1">
+            <w:r>
+              <w:rPr>
+                <w:rStyle w:val="Hipervnculo"/>
+                <w:noProof/>
+              </w:rPr>
+              <w:t>3. Contenerización</w:t>
+            </w:r>
+            <w:r>
+              <w:rPr>
+                <w:noProof/>
+              </w:rPr>
+              <w:tab/>
+            </w:r>
+            <w:r>
+              <w:rPr>
+                <w:noProof/>
+              </w:rPr>
+              <w:fldChar w:fldCharType="begin"/>
+            </w:r>
+            <w:r>
+              <w:rPr>
+                <w:noProof/>
+              </w:rPr>
+              <w:instrText xml:space="preserve"> PAGEREF _Toc234597306 \h </w:instrText>
+            </w:r>
+            <w:r>
+              <w:rPr>
+                <w:noProof/>
+              </w:rPr>
+            </w:r>
+            <w:r>
+              <w:rPr>
+                <w:noProof/>
+              </w:rPr>
+              <w:fldChar w:fldCharType="separate"/>
+            </w:r>
+            <w:r>
+              <w:rPr>
+                <w:noProof/>
+              </w:rPr>
+              <w:t>3</w:t>
+            </w:r>
+            <w:r>
+              <w:rPr>
+                <w:noProof/>
+              </w:rPr>
+              <w:fldChar w:fldCharType="end"/>
+            </w:r>
+          </w:hyperlink>
+        </w:p>
+        <w:p>
+          <w:pPr>
+            <w:pStyle w:val="TDC1"/>
+            <w:tabs>
+              <w:tab w:val="right" w:leader="dot" w:pos="9350"/>
+            </w:tabs>
+            <w:rPr>
+              <w:rFonts w:asciiTheme="minorHAnsi" w:eastAsiaTheme="minorEastAsia" w:hAnsiTheme="minorHAnsi" w:cstheme="minorBidi"/>
+              <w:noProof/>
+              <w:kern w:val="2"/>
+              <w:sz w:val="24"/>
+              <w:szCs w:val="24"/>
+              <w14:ligatures w14:val="standardContextual"/>
+            </w:rPr>
+          </w:pPr>
+          <w:hyperlink w:anchor="_Toc234597307" w:history="1">
+            <w:r>
+              <w:rPr>
+                <w:rStyle w:val="Hipervnculo"/>
+                <w:noProof/>
+              </w:rPr>
+              <w:t>4. Registro de imágenes (Amazon ECR)</w:t>
+            </w:r>
+            <w:r>
+              <w:rPr>
+                <w:noProof/>
+              </w:rPr>
+              <w:tab/>
+            </w:r>
+            <w:r>
+              <w:rPr>
+                <w:noProof/>
+              </w:rPr>
+              <w:fldChar w:fldCharType="begin"/>
+            </w:r>
+            <w:r>
+              <w:rPr>
+                <w:noProof/>
+              </w:rPr>
+              <w:instrText xml:space="preserve"> PAGEREF _Toc234597307 \h </w:instrText>
+            </w:r>
+            <w:r>
+              <w:rPr>
+                <w:noProof/>
+              </w:rPr>
+            </w:r>
+            <w:r>
+              <w:rPr>
+                <w:noProof/>
+              </w:rPr>
+              <w:fldChar w:fldCharType="separate"/>
+            </w:r>
+            <w:r>
+              <w:rPr>
+                <w:noProof/>
+              </w:rPr>
+              <w:t>4</w:t>
+            </w:r>
+            <w:r>
+              <w:rPr>
+                <w:noProof/>
+              </w:rPr>
+              <w:fldChar w:fldCharType="end"/>
+            </w:r>
+          </w:hyperlink>
+        </w:p>
+        <w:p>
+          <w:pPr>
+            <w:pStyle w:val="TDC1"/>
+            <w:tabs>
+              <w:tab w:val="right" w:leader="dot" w:pos="9350"/>
+            </w:tabs>
+            <w:rPr>
+              <w:rFonts w:asciiTheme="minorHAnsi" w:eastAsiaTheme="minorEastAsia" w:hAnsiTheme="minorHAnsi" w:cstheme="minorBidi"/>
+              <w:noProof/>
+              <w:kern w:val="2"/>
+              <w:sz w:val="24"/>
+              <w:szCs w:val="24"/>
+              <w14:ligatures w14:val="standardContextual"/>
+            </w:rPr>
+          </w:pPr>
+          <w:hyperlink w:anchor="_Toc234597308" w:history="1">
+            <w:r>
+              <w:rPr>
+                <w:rStyle w:val="Hipervnculo"/>
+                <w:noProof/>
+              </w:rPr>
+              <w:t>5. Pipeline CI/CD (GitHub Actions)</w:t>
+            </w:r>
+            <w:r>
+              <w:rPr>
+                <w:noProof/>
+              </w:rPr>
+              <w:tab/>
+            </w:r>
+            <w:r>
+              <w:rPr>
+                <w:noProof/>
+              </w:rPr>
+              <w:fldChar w:fldCharType="begin"/>
+            </w:r>
+            <w:r>
+              <w:rPr>
+                <w:noProof/>
+              </w:rPr>
+              <w:instrText xml:space="preserve"> PAGEREF _Toc234597308 \h </w:instrText>
+            </w:r>
+            <w:r>
+              <w:rPr>
+                <w:noProof/>
+              </w:rPr>
+            </w:r>
+            <w:r>
+              <w:rPr>
+                <w:noProof/>
+              </w:rPr>
+              <w:fldChar w:fldCharType="separate"/>
+            </w:r>
+            <w:r>
+              <w:rPr>
+                <w:noProof/>
+              </w:rPr>
+              <w:t>5</w:t>
+            </w:r>
+            <w:r>
+              <w:rPr>
+                <w:noProof/>
+              </w:rPr>
+              <w:fldChar w:fldCharType="end"/>
+            </w:r>
+          </w:hyperlink>
+        </w:p>
+        <w:p>
+          <w:pPr>
+            <w:pStyle w:val="TDC1"/>
+            <w:tabs>
+              <w:tab w:val="right" w:leader="dot" w:pos="9350"/>
+            </w:tabs>
+            <w:rPr>
+              <w:rFonts w:asciiTheme="minorHAnsi" w:eastAsiaTheme="minorEastAsia" w:hAnsiTheme="minorHAnsi" w:cstheme="minorBidi"/>
+              <w:noProof/>
+              <w:kern w:val="2"/>
+              <w:sz w:val="24"/>
+              <w:szCs w:val="24"/>
+              <w14:ligatures w14:val="standardContextual"/>
+            </w:rPr>
+          </w:pPr>
+          <w:hyperlink w:anchor="_Toc234597309" w:history="1">
+            <w:r>
+              <w:rPr>
+                <w:rStyle w:val="Hipervnculo"/>
+                <w:noProof/>
+              </w:rPr>
+              <w:t>6. Infraestructura en la nube (AWS)</w:t>
+            </w:r>
+            <w:r>
+              <w:rPr>
+                <w:noProof/>
+              </w:rPr>
+              <w:tab/>
+            </w:r>
+            <w:r>
+              <w:rPr>
+                <w:noProof/>
+              </w:rPr>
+              <w:fldChar w:fldCharType="begin"/>
+            </w:r>
+            <w:r>
+              <w:rPr>
+                <w:noProof/>
+              </w:rPr>
+              <w:instrText xml:space="preserve"> PAGEREF _Toc234597309 \h </w:instrText>
+            </w:r>
+            <w:r>
+              <w:rPr>
+                <w:noProof/>
+              </w:rPr>
+            </w:r>
+            <w:r>
+              <w:rPr>
+                <w:noProof/>
+              </w:rPr>
+              <w:fldChar w:fldCharType="separate"/>
+            </w:r>
+            <w:r>
+              <w:rPr>
+                <w:noProof/>
+              </w:rPr>
+              <w:t>6</w:t>
+            </w:r>
+            <w:r>
+              <w:rPr>
+                <w:noProof/>
+              </w:rPr>
+              <w:fldChar w:fldCharType="end"/>
+            </w:r>
+          </w:hyperlink>
+        </w:p>
+        <w:p>
+          <w:pPr>
+            <w:pStyle w:val="TDC1"/>
+            <w:tabs>
+              <w:tab w:val="right" w:leader="dot" w:pos="9350"/>
+            </w:tabs>
+            <w:rPr>
+              <w:rFonts w:asciiTheme="minorHAnsi" w:eastAsiaTheme="minorEastAsia" w:hAnsiTheme="minorHAnsi" w:cstheme="minorBidi"/>
+              <w:noProof/>
+              <w:kern w:val="2"/>
+              <w:sz w:val="24"/>
+              <w:szCs w:val="24"/>
+              <w14:ligatures w14:val="standardContextual"/>
+            </w:rPr>
+          </w:pPr>
+          <w:hyperlink w:anchor="_Toc234597310" w:history="1">
+            <w:r>
+              <w:rPr>
+                <w:rStyle w:val="Hipervnculo"/>
+                <w:noProof/>
+              </w:rPr>
+              <w:t>7. Configuración y gestión de secretos</w:t>
+            </w:r>
+            <w:r>
+              <w:rPr>
+                <w:noProof/>
+              </w:rPr>
+              <w:tab/>
+            </w:r>
+            <w:r>
+              <w:rPr>
+                <w:noProof/>
+              </w:rPr>
+              <w:fldChar w:fldCharType="begin"/>
+            </w:r>
+            <w:r>
+              <w:rPr>
+                <w:noProof/>
+              </w:rPr>
+              <w:instrText xml:space="preserve"> PAGEREF _Toc234597310 \h </w:instrText>
+            </w:r>
+            <w:r>
+              <w:rPr>
+                <w:noProof/>
+              </w:rPr>
+            </w:r>
+            <w:r>
+              <w:rPr>
+                <w:noProof/>
+              </w:rPr>
+              <w:fldChar w:fldCharType="separate"/>
+            </w:r>
+            <w:r>
+              <w:rPr>
+                <w:noProof/>
+              </w:rPr>
+              <w:t>8</w:t>
+            </w:r>
+            <w:r>
+              <w:rPr>
+                <w:noProof/>
+              </w:rPr>
+              <w:fldChar w:fldCharType="end"/>
+            </w:r>
+          </w:hyperlink>
+        </w:p>
+        <w:p>
+          <w:pPr>
+            <w:pStyle w:val="TDC1"/>
+            <w:tabs>
+              <w:tab w:val="right" w:leader="dot" w:pos="9350"/>
+            </w:tabs>
+            <w:rPr>
+              <w:rFonts w:asciiTheme="minorHAnsi" w:eastAsiaTheme="minorEastAsia" w:hAnsiTheme="minorHAnsi" w:cstheme="minorBidi"/>
+              <w:noProof/>
+              <w:kern w:val="2"/>
+              <w:sz w:val="24"/>
+              <w:szCs w:val="24"/>
+              <w14:ligatures w14:val="standardContextual"/>
+            </w:rPr>
+          </w:pPr>
+          <w:hyperlink w:anchor="_Toc234597311" w:history="1">
+            <w:r>
+              <w:rPr>
+                <w:rStyle w:val="Hipervnculo"/>
+                <w:noProof/>
+              </w:rPr>
+              <w:t>8. Seguridad y observabilidad</w:t>
+            </w:r>
+            <w:r>
+              <w:rPr>
+                <w:noProof/>
+              </w:rPr>
+              <w:tab/>
+            </w:r>
+            <w:r>
+              <w:rPr>
+                <w:noProof/>
+              </w:rPr>
+              <w:fldChar w:fldCharType="begin"/>
+            </w:r>
+            <w:r>
+              <w:rPr>
+                <w:noProof/>
+              </w:rPr>
+              <w:instrText xml:space="preserve"> PAGEREF _Toc234597311 \h </w:instrText>
+            </w:r>
+            <w:r>
+              <w:rPr>
+                <w:noProof/>
+              </w:rPr>
+            </w:r>
+            <w:r>
+              <w:rPr>
+                <w:noProof/>
+              </w:rPr>
+              <w:fldChar w:fldCharType="separate"/>
+            </w:r>
+            <w:r>
+              <w:rPr>
+                <w:noProof/>
+              </w:rPr>
+              <w:t>8</w:t>
+            </w:r>
+            <w:r>
+              <w:rPr>
+                <w:noProof/>
+              </w:rPr>
+              <w:fldChar w:fldCharType="end"/>
+            </w:r>
+          </w:hyperlink>
+        </w:p>
+        <w:p>
+          <w:pPr>
+            <w:pStyle w:val="TDC2"/>
+            <w:tabs>
+              <w:tab w:val="right" w:leader="dot" w:pos="9350"/>
+            </w:tabs>
+            <w:rPr>
+              <w:rFonts w:asciiTheme="minorHAnsi" w:eastAsiaTheme="minorEastAsia" w:hAnsiTheme="minorHAnsi" w:cstheme="minorBidi"/>
+              <w:noProof/>
+              <w:kern w:val="2"/>
+              <w:sz w:val="24"/>
+              <w:szCs w:val="24"/>
+              <w14:ligatures w14:val="standardContextual"/>
+            </w:rPr>
+          </w:pPr>
+          <w:hyperlink w:anchor="_Toc234597312" w:history="1">
+            <w:r>
+              <w:rPr>
+                <w:rStyle w:val="Hipervnculo"/>
+                <w:noProof/>
+              </w:rPr>
+              <w:t>8.1. Seguridad</w:t>
+            </w:r>
+            <w:r>
+              <w:rPr>
+                <w:noProof/>
+              </w:rPr>
+              <w:tab/>
+            </w:r>
+            <w:r>
+              <w:rPr>
+                <w:noProof/>
+              </w:rPr>
+              <w:fldChar w:fldCharType="begin"/>
+            </w:r>
+            <w:r>
+              <w:rPr>
+                <w:noProof/>
+              </w:rPr>
+              <w:instrText xml:space="preserve"> PAGEREF _Toc234597312 \h </w:instrText>
+            </w:r>
+            <w:r>
+              <w:rPr>
+                <w:noProof/>
+              </w:rPr>
+            </w:r>
+            <w:r>
+              <w:rPr>
+                <w:noProof/>
+              </w:rPr>
+              <w:fldChar w:fldCharType="separate"/>
+            </w:r>
+            <w:r>
+              <w:rPr>
+                <w:noProof/>
+              </w:rPr>
+              <w:t>8</w:t>
+            </w:r>
+            <w:r>
+              <w:rPr>
+                <w:noProof/>
+              </w:rPr>
+              <w:fldChar w:fldCharType="end"/>
+            </w:r>
+          </w:hyperlink>
+        </w:p>
+        <w:p>
+          <w:pPr>
+            <w:pStyle w:val="TDC2"/>
+            <w:tabs>
+              <w:tab w:val="right" w:leader="dot" w:pos="9350"/>
+            </w:tabs>
+            <w:rPr>
+              <w:rFonts w:asciiTheme="minorHAnsi" w:eastAsiaTheme="minorEastAsia" w:hAnsiTheme="minorHAnsi" w:cstheme="minorBidi"/>
+              <w:noProof/>
+              <w:kern w:val="2"/>
+              <w:sz w:val="24"/>
+              <w:szCs w:val="24"/>
+              <w14:ligatures w14:val="standardContextual"/>
+            </w:rPr>
+          </w:pPr>
+          <w:hyperlink w:anchor="_Toc234597313" w:history="1">
+            <w:r>
+              <w:rPr>
+                <w:rStyle w:val="Hipervnculo"/>
+                <w:noProof/>
+              </w:rPr>
+              <w:t>8.2. Observabilidad</w:t>
+            </w:r>
+            <w:r>
+              <w:rPr>
+                <w:noProof/>
+              </w:rPr>
+              <w:tab/>
+            </w:r>
+            <w:r>
+              <w:rPr>
+                <w:noProof/>
+              </w:rPr>
+              <w:fldChar w:fldCharType="begin"/>
+            </w:r>
+            <w:r>
+              <w:rPr>
+                <w:noProof/>
+              </w:rPr>
+              <w:instrText xml:space="preserve"> PAGEREF _Toc234597313 \h </w:instrText>
+            </w:r>
+            <w:r>
+              <w:rPr>
+                <w:noProof/>
+              </w:rPr>
+            </w:r>
+            <w:r>
+              <w:rPr>
+                <w:noProof/>
+              </w:rPr>
+              <w:fldChar w:fldCharType="separate"/>
+            </w:r>
+            <w:r>
+              <w:rPr>
+                <w:noProof/>
+              </w:rPr>
+              <w:t>8</w:t>
+            </w:r>
+            <w:r>
+              <w:rPr>
+                <w:noProof/>
+              </w:rPr>
+              <w:fldChar w:fldCharType="end"/>
+            </w:r>
+          </w:hyperlink>
+        </w:p>
+        <w:p>
+          <w:pPr>
+            <w:pStyle w:val="TDC1"/>
+            <w:tabs>
+              <w:tab w:val="right" w:leader="dot" w:pos="9350"/>
+            </w:tabs>
+            <w:rPr>
+              <w:rFonts w:asciiTheme="minorHAnsi" w:eastAsiaTheme="minorEastAsia" w:hAnsiTheme="minorHAnsi" w:cstheme="minorBidi"/>
+              <w:noProof/>
+              <w:kern w:val="2"/>
+              <w:sz w:val="24"/>
+              <w:szCs w:val="24"/>
+              <w14:ligatures w14:val="standardContextual"/>
+            </w:rPr>
+          </w:pPr>
+          <w:hyperlink w:anchor="_Toc234597314" w:history="1">
+            <w:r>
+              <w:rPr>
+                <w:rStyle w:val="Hipervnculo"/>
+                <w:noProof/>
+              </w:rPr>
+              <w:t>9. Justificación de decisiones técnicas</w:t>
+            </w:r>
+            <w:r>
+              <w:rPr>
+                <w:noProof/>
+              </w:rPr>
+              <w:tab/>
+            </w:r>
+            <w:r>
+              <w:rPr>
+                <w:noProof/>
+              </w:rPr>
+              <w:fldChar w:fldCharType="begin"/>
+            </w:r>
+            <w:r>
+              <w:rPr>
+                <w:noProof/>
+              </w:rPr>
+              <w:instrText xml:space="preserve"> PAGEREF _Toc234597314 \h </w:instrText>
+            </w:r>
+            <w:r>
+              <w:rPr>
+                <w:noProof/>
+              </w:rPr>
+            </w:r>
+            <w:r>
+              <w:rPr>
+                <w:noProof/>
+              </w:rPr>
+              <w:fldChar w:fldCharType="separate"/>
+            </w:r>
+            <w:r>
+              <w:rPr>
+                <w:noProof/>
+              </w:rPr>
+              <w:t>10</w:t>
+            </w:r>
+            <w:r>
+              <w:rPr>
+                <w:noProof/>
+              </w:rPr>
+              <w:fldChar w:fldCharType="end"/>
+            </w:r>
+          </w:hyperlink>
+        </w:p>
+        <w:p>
+          <w:pPr>
+            <w:pStyle w:val="TDC1"/>
+            <w:tabs>
+              <w:tab w:val="right" w:leader="dot" w:pos="9350"/>
+            </w:tabs>
+            <w:rPr>
+              <w:rFonts w:asciiTheme="minorHAnsi" w:eastAsiaTheme="minorEastAsia" w:hAnsiTheme="minorHAnsi" w:cstheme="minorBidi"/>
+              <w:noProof/>
+              <w:kern w:val="2"/>
+              <w:sz w:val="24"/>
+              <w:szCs w:val="24"/>
+              <w14:ligatures w14:val="standardContextual"/>
+            </w:rPr>
+          </w:pPr>
+          <w:hyperlink w:anchor="_Toc234597315" w:history="1">
+            <w:r>
+              <w:rPr>
+                <w:rStyle w:val="Hipervnculo"/>
+                <w:noProof/>
+              </w:rPr>
+              <w:t>10. Conclusiones</w:t>
+            </w:r>
+            <w:r>
+              <w:rPr>
+                <w:noProof/>
+              </w:rPr>
+              <w:tab/>
+            </w:r>
+            <w:r>
+              <w:rPr>
+                <w:noProof/>
+              </w:rPr>
+              <w:fldChar w:fldCharType="begin"/>
+            </w:r>
+            <w:r>
+              <w:rPr>
+                <w:noProof/>
+              </w:rPr>
+              <w:instrText xml:space="preserve"> PAGEREF _Toc234597315 \h </w:instrText>
+            </w:r>
+            <w:r>
+              <w:rPr>
+                <w:noProof/>
+              </w:rPr>
+            </w:r>
+            <w:r>
+              <w:rPr>
+                <w:noProof/>
+              </w:rPr>
+              <w:fldChar w:fldCharType="separate"/>
+            </w:r>
+            <w:r>
+              <w:rPr>
+                <w:noProof/>
+              </w:rPr>
+              <w:t>10</w:t>
+            </w:r>
+            <w:r>
+              <w:rPr>
+                <w:noProof/>
+              </w:rPr>
+              <w:fldChar w:fldCharType="end"/>
+            </w:r>
+          </w:hyperlink>
+        </w:p>
+        <w:p>
+          <w:pPr>
+            <w:pStyle w:val="TDC2"/>
+            <w:tabs>
+              <w:tab w:val="right" w:leader="dot" w:pos="9350"/>
+            </w:tabs>
+            <w:rPr>
+              <w:rFonts w:asciiTheme="minorHAnsi" w:eastAsiaTheme="minorEastAsia" w:hAnsiTheme="minorHAnsi" w:cstheme="minorBidi"/>
+              <w:noProof/>
+              <w:kern w:val="2"/>
+              <w:sz w:val="24"/>
+              <w:szCs w:val="24"/>
+              <w14:ligatures w14:val="standardContextual"/>
+            </w:rPr>
+          </w:pPr>
+          <w:hyperlink w:anchor="_Toc234597316" w:history="1">
+            <w:r>
+              <w:rPr>
+                <w:rStyle w:val="Hipervnculo"/>
+                <w:noProof/>
+              </w:rPr>
+              <w:t>Reflexión — Marco Parra</w:t>
+            </w:r>
+            <w:r>
+              <w:rPr>
+                <w:noProof/>
+              </w:rPr>
+              <w:tab/>
+            </w:r>
+            <w:r>
+              <w:rPr>
+                <w:noProof/>
+              </w:rPr>
+              <w:fldChar w:fldCharType="begin"/>
+            </w:r>
+            <w:r>
+              <w:rPr>
+                <w:noProof/>
+              </w:rPr>
+              <w:instrText xml:space="preserve"> PAGEREF _Toc234597316 \h </w:instrText>
+            </w:r>
+            <w:r>
+              <w:rPr>
+                <w:noProof/>
+              </w:rPr>
+            </w:r>
+            <w:r>
+              <w:rPr>
+                <w:noProof/>
+              </w:rPr>
+              <w:fldChar w:fldCharType="separate"/>
+            </w:r>
+            <w:r>
+              <w:rPr>
+                <w:noProof/>
+              </w:rPr>
+              <w:t>10</w:t>
+            </w:r>
+            <w:r>
+              <w:rPr>
+                <w:noProof/>
+              </w:rPr>
+              <w:fldChar w:fldCharType="end"/>
+            </w:r>
+          </w:hyperlink>
+        </w:p>
+        <w:p>
+          <w:pPr>
+            <w:pStyle w:val="TDC2"/>
+            <w:tabs>
+              <w:tab w:val="right" w:leader="dot" w:pos="9350"/>
+            </w:tabs>
+            <w:rPr>
+              <w:rFonts w:asciiTheme="minorHAnsi" w:eastAsiaTheme="minorEastAsia" w:hAnsiTheme="minorHAnsi" w:cstheme="minorBidi"/>
+              <w:noProof/>
+              <w:kern w:val="2"/>
+              <w:sz w:val="24"/>
+              <w:szCs w:val="24"/>
+              <w14:ligatures w14:val="standardContextual"/>
+            </w:rPr>
+          </w:pPr>
+          <w:hyperlink w:anchor="_Toc234597317" w:history="1">
+            <w:r>
+              <w:rPr>
+                <w:rStyle w:val="Hipervnculo"/>
+                <w:noProof/>
+              </w:rPr>
+              <w:t>Reflexión — Luis Inostroza</w:t>
+            </w:r>
+            <w:r>
+              <w:rPr>
+                <w:noProof/>
+              </w:rPr>
+              <w:tab/>
+            </w:r>
+            <w:r>
+              <w:rPr>
+                <w:noProof/>
+              </w:rPr>
+              <w:fldChar w:fldCharType="begin"/>
+            </w:r>
+            <w:r>
+              <w:rPr>
+                <w:noProof/>
+              </w:rPr>
+              <w:instrText xml:space="preserve"> PAGEREF _Toc234597317 \h </w:instrText>
+            </w:r>
+            <w:r>
+              <w:rPr>
+                <w:noProof/>
+              </w:rPr>
+            </w:r>
+            <w:r>
+              <w:rPr>
+                <w:noProof/>
+              </w:rPr>
+              <w:fldChar w:fldCharType="separate"/>
+            </w:r>
+            <w:r>
+              <w:rPr>
+                <w:noProof/>
+              </w:rPr>
+              <w:t>11</w:t>
+            </w:r>
+            <w:r>
+              <w:rPr>
+                <w:noProof/>
+              </w:rPr>
+              <w:fldChar w:fldCharType="end"/>
+            </w:r>
+          </w:hyperlink>
         </w:p>
         <w:p>
           <w:r>
@@ -135,10 +1125,12 @@
       <w:pPr>
         <w:pStyle w:val="Ttulo1"/>
       </w:pPr>
+      <w:bookmarkStart w:id="1" w:name="_Toc234597304"/>
       <w:r>
         <w:lastRenderedPageBreak/>
         <w:t>1. Introducción</w:t>
       </w:r>
+      <w:bookmarkEnd w:id="1"/>
     </w:p>
     <w:p>
       <w:pPr>
@@ -185,9 +1177,11 @@
       <w:pPr>
         <w:pStyle w:val="Ttulo1"/>
       </w:pPr>
+      <w:bookmarkStart w:id="2" w:name="_Toc234597305"/>
       <w:r>
         <w:t>2. Arquitectura y método de integración del sistema</w:t>
       </w:r>
+      <w:bookmarkEnd w:id="2"/>
     </w:p>
     <w:p>
       <w:pPr>
@@ -429,7 +1423,7 @@
                     <pic:cNvPicPr/>
                   </pic:nvPicPr>
                   <pic:blipFill>
-                    <a:blip r:embed="rId7"/>
+                    <a:blip r:embed="rId8"/>
                     <a:stretch>
                       <a:fillRect/>
                     </a:stretch>
@@ -465,6 +1459,7 @@
       <w:pPr>
         <w:pStyle w:val="Ttulo1"/>
       </w:pPr>
+      <w:bookmarkStart w:id="3" w:name="_Toc234597306"/>
       <w:r>
         <w:t xml:space="preserve">3. </w:t>
       </w:r>
@@ -472,6 +1467,7 @@
       <w:r>
         <w:t>Contenerización</w:t>
       </w:r>
+      <w:bookmarkEnd w:id="3"/>
       <w:proofErr w:type="spellEnd"/>
     </w:p>
     <w:p>
@@ -672,7 +1668,7 @@
                     <pic:cNvPicPr/>
                   </pic:nvPicPr>
                   <pic:blipFill>
-                    <a:blip r:embed="rId8"/>
+                    <a:blip r:embed="rId9"/>
                     <a:stretch>
                       <a:fillRect/>
                     </a:stretch>
@@ -808,7 +1804,7 @@
                     <pic:cNvPicPr/>
                   </pic:nvPicPr>
                   <pic:blipFill>
-                    <a:blip r:embed="rId9"/>
+                    <a:blip r:embed="rId10"/>
                     <a:stretch>
                       <a:fillRect/>
                     </a:stretch>
@@ -844,9 +1840,11 @@
       <w:pPr>
         <w:pStyle w:val="Ttulo1"/>
       </w:pPr>
+      <w:bookmarkStart w:id="4" w:name="_Toc234597307"/>
       <w:r>
         <w:t>4. Registro de imágenes (Amazon ECR)</w:t>
       </w:r>
+      <w:bookmarkEnd w:id="4"/>
     </w:p>
     <w:p>
       <w:pPr>
@@ -930,7 +1928,7 @@
                     <pic:cNvPicPr/>
                   </pic:nvPicPr>
                   <pic:blipFill>
-                    <a:blip r:embed="rId10"/>
+                    <a:blip r:embed="rId11"/>
                     <a:stretch>
                       <a:fillRect/>
                     </a:stretch>
@@ -966,6 +1964,7 @@
       <w:pPr>
         <w:pStyle w:val="Ttulo1"/>
       </w:pPr>
+      <w:bookmarkStart w:id="5" w:name="_Toc234597308"/>
       <w:r>
         <w:t xml:space="preserve">5. Pipeline CI/CD (GitHub </w:t>
       </w:r>
@@ -977,6 +1976,7 @@
       <w:r>
         <w:t>)</w:t>
       </w:r>
+      <w:bookmarkEnd w:id="5"/>
     </w:p>
     <w:p>
       <w:pPr>
@@ -1200,7 +2200,7 @@
                     <pic:cNvPicPr/>
                   </pic:nvPicPr>
                   <pic:blipFill>
-                    <a:blip r:embed="rId11"/>
+                    <a:blip r:embed="rId12"/>
                     <a:stretch>
                       <a:fillRect/>
                     </a:stretch>
@@ -1254,9 +2254,11 @@
       <w:pPr>
         <w:pStyle w:val="Ttulo1"/>
       </w:pPr>
+      <w:bookmarkStart w:id="6" w:name="_Toc234597309"/>
       <w:r>
         <w:t>6. Infraestructura en la nube (AWS)</w:t>
       </w:r>
+      <w:bookmarkEnd w:id="6"/>
     </w:p>
     <w:p>
       <w:pPr>
@@ -1496,7 +2498,7 @@
                     <pic:cNvPicPr/>
                   </pic:nvPicPr>
                   <pic:blipFill>
-                    <a:blip r:embed="rId12"/>
+                    <a:blip r:embed="rId13"/>
                     <a:stretch>
                       <a:fillRect/>
                     </a:stretch>
@@ -1568,7 +2570,7 @@
                     <pic:cNvPicPr/>
                   </pic:nvPicPr>
                   <pic:blipFill>
-                    <a:blip r:embed="rId13"/>
+                    <a:blip r:embed="rId14"/>
                     <a:stretch>
                       <a:fillRect/>
                     </a:stretch>
@@ -1741,7 +2743,7 @@
                     <pic:cNvPicPr/>
                   </pic:nvPicPr>
                   <pic:blipFill>
-                    <a:blip r:embed="rId14"/>
+                    <a:blip r:embed="rId15"/>
                     <a:stretch>
                       <a:fillRect/>
                     </a:stretch>
@@ -1795,9 +2797,11 @@
       <w:pPr>
         <w:pStyle w:val="Ttulo1"/>
       </w:pPr>
+      <w:bookmarkStart w:id="7" w:name="_Toc234597310"/>
       <w:r>
         <w:t>7. Configuración y gestión de secretos</w:t>
       </w:r>
+      <w:bookmarkEnd w:id="7"/>
     </w:p>
     <w:p>
       <w:pPr>
@@ -1868,6 +2872,7 @@
       <w:pPr>
         <w:pStyle w:val="Ttulo1"/>
       </w:pPr>
+      <w:bookmarkStart w:id="8" w:name="_Toc234597311"/>
       <w:r>
         <w:t xml:space="preserve">8. Seguridad y </w:t>
       </w:r>
@@ -1875,15 +2880,18 @@
       <w:r>
         <w:t>observabilidad</w:t>
       </w:r>
+      <w:bookmarkEnd w:id="8"/>
       <w:proofErr w:type="spellEnd"/>
     </w:p>
     <w:p>
       <w:pPr>
         <w:pStyle w:val="Ttulo2"/>
       </w:pPr>
+      <w:bookmarkStart w:id="9" w:name="_Toc234597312"/>
       <w:r>
         <w:t>8.1. Seguridad</w:t>
       </w:r>
+      <w:bookmarkEnd w:id="9"/>
     </w:p>
     <w:p>
       <w:pPr>
@@ -2000,6 +3008,7 @@
       <w:pPr>
         <w:pStyle w:val="Ttulo2"/>
       </w:pPr>
+      <w:bookmarkStart w:id="10" w:name="_Toc234597313"/>
       <w:r>
         <w:t xml:space="preserve">8.2. </w:t>
       </w:r>
@@ -2007,6 +3016,7 @@
       <w:r>
         <w:t>Observabilidad</w:t>
       </w:r>
+      <w:bookmarkEnd w:id="10"/>
       <w:proofErr w:type="spellEnd"/>
     </w:p>
     <w:p>
@@ -2084,7 +3094,7 @@
                     <pic:cNvPicPr/>
                   </pic:nvPicPr>
                   <pic:blipFill>
-                    <a:blip r:embed="rId15"/>
+                    <a:blip r:embed="rId16"/>
                     <a:stretch>
                       <a:fillRect/>
                     </a:stretch>
@@ -2183,22 +3193,26 @@
         <w:jc w:val="center"/>
       </w:pPr>
       <w:r>
+        <w:rPr>
+          <w:noProof/>
+        </w:rPr>
         <w:drawing>
-          <wp:inline xmlns:a="http://schemas.openxmlformats.org/drawingml/2006/main" xmlns:pic="http://schemas.openxmlformats.org/drawingml/2006/picture">
+          <wp:inline distT="0" distB="0" distL="0" distR="0" wp14:anchorId="3E320914" wp14:editId="20930F1F">
             <wp:extent cx="5486400" cy="3314885"/>
+            <wp:effectExtent l="0" t="0" r="0" b="0"/>
             <wp:docPr id="10" name="Picture 10"/>
             <wp:cNvGraphicFramePr>
-              <a:graphicFrameLocks noChangeAspect="1"/>
+              <a:graphicFrameLocks xmlns:a="http://schemas.openxmlformats.org/drawingml/2006/main" noChangeAspect="1"/>
             </wp:cNvGraphicFramePr>
-            <a:graphic>
+            <a:graphic xmlns:a="http://schemas.openxmlformats.org/drawingml/2006/main">
               <a:graphicData uri="http://schemas.openxmlformats.org/drawingml/2006/picture">
-                <pic:pic>
+                <pic:pic xmlns:pic="http://schemas.openxmlformats.org/drawingml/2006/picture">
                   <pic:nvPicPr>
                     <pic:cNvPr id="0" name="08-metricas.png"/>
                     <pic:cNvPicPr/>
                   </pic:nvPicPr>
                   <pic:blipFill>
-                    <a:blip r:embed="rId20"/>
+                    <a:blip r:embed="rId17"/>
                     <a:stretch>
                       <a:fillRect/>
                     </a:stretch>
@@ -2208,7 +3222,9 @@
                       <a:off x="0" y="0"/>
                       <a:ext cx="5486400" cy="3314885"/>
                     </a:xfrm>
-                    <a:prstGeom prst="rect"/>
+                    <a:prstGeom prst="rect">
+                      <a:avLst/>
+                    </a:prstGeom>
                   </pic:spPr>
                 </pic:pic>
               </a:graphicData>
@@ -2233,22 +3249,27 @@
         <w:jc w:val="center"/>
       </w:pPr>
       <w:r>
+        <w:rPr>
+          <w:noProof/>
+        </w:rPr>
+        <w:lastRenderedPageBreak/>
         <w:drawing>
-          <wp:inline xmlns:a="http://schemas.openxmlformats.org/drawingml/2006/main" xmlns:pic="http://schemas.openxmlformats.org/drawingml/2006/picture">
+          <wp:inline distT="0" distB="0" distL="0" distR="0" wp14:anchorId="44B7DD58" wp14:editId="5CB364F0">
             <wp:extent cx="5486400" cy="2470212"/>
+            <wp:effectExtent l="0" t="0" r="0" b="0"/>
             <wp:docPr id="11" name="Picture 11"/>
             <wp:cNvGraphicFramePr>
-              <a:graphicFrameLocks noChangeAspect="1"/>
+              <a:graphicFrameLocks xmlns:a="http://schemas.openxmlformats.org/drawingml/2006/main" noChangeAspect="1"/>
             </wp:cNvGraphicFramePr>
-            <a:graphic>
+            <a:graphic xmlns:a="http://schemas.openxmlformats.org/drawingml/2006/main">
               <a:graphicData uri="http://schemas.openxmlformats.org/drawingml/2006/picture">
-                <pic:pic>
+                <pic:pic xmlns:pic="http://schemas.openxmlformats.org/drawingml/2006/picture">
                   <pic:nvPicPr>
                     <pic:cNvPr id="0" name="09-logs-app.png"/>
                     <pic:cNvPicPr/>
                   </pic:nvPicPr>
                   <pic:blipFill>
-                    <a:blip r:embed="rId21"/>
+                    <a:blip r:embed="rId18"/>
                     <a:stretch>
                       <a:fillRect/>
                     </a:stretch>
@@ -2258,7 +3279,9 @@
                       <a:off x="0" y="0"/>
                       <a:ext cx="5486400" cy="2470212"/>
                     </a:xfrm>
-                    <a:prstGeom prst="rect"/>
+                    <a:prstGeom prst="rect">
+                      <a:avLst/>
+                    </a:prstGeom>
                   </pic:spPr>
                 </pic:pic>
               </a:graphicData>
@@ -2282,9 +3305,11 @@
       <w:pPr>
         <w:pStyle w:val="Ttulo1"/>
       </w:pPr>
+      <w:bookmarkStart w:id="11" w:name="_Toc234597314"/>
       <w:r>
         <w:t>9. Justificación de decisiones técnicas</w:t>
       </w:r>
+      <w:bookmarkEnd w:id="11"/>
     </w:p>
     <w:p>
       <w:pPr>
@@ -2417,9 +3442,11 @@
       <w:pPr>
         <w:pStyle w:val="Ttulo1"/>
       </w:pPr>
+      <w:bookmarkStart w:id="12" w:name="_Toc234597315"/>
       <w:r>
         <w:t>10. Conclusiones</w:t>
       </w:r>
+      <w:bookmarkEnd w:id="12"/>
     </w:p>
     <w:p>
       <w:pPr>
@@ -2478,7 +3505,6 @@
       </w:r>
       <w:proofErr w:type="spellStart"/>
       <w:r>
-        <w:lastRenderedPageBreak/>
         <w:t>LoadBalancer</w:t>
       </w:r>
       <w:proofErr w:type="spellEnd"/>
@@ -2490,9 +3516,11 @@
       <w:pPr>
         <w:pStyle w:val="Ttulo2"/>
       </w:pPr>
+      <w:bookmarkStart w:id="13" w:name="_Toc234597316"/>
       <w:r>
         <w:t>Reflexión — Marco Parra</w:t>
       </w:r>
+      <w:bookmarkEnd w:id="13"/>
     </w:p>
     <w:p>
       <w:pPr>
@@ -2507,14 +3535,6 @@
         <w:jc w:val="both"/>
       </w:pPr>
       <w:r>
-        <w:rPr>
-          <w:b/>
-          <w:bCs/>
-          <w:color w:val="C00000"/>
-        </w:rPr>
-      </w:r>
-      <w:r/>
-      <w:r>
         <w:t>En este proyecto aprendí a trabajar en equipo mediante Git. Donde más aporté fue en levantar Docker en local y en el despliegue en AWS. Lo que más me costó fue entender el flujo completo. La verdad, esto me sirve para entender el flujo de las aplicaciones en el mundo laboral real.</w:t>
       </w:r>
     </w:p>
@@ -2522,9 +3542,12 @@
       <w:pPr>
         <w:pStyle w:val="Ttulo2"/>
       </w:pPr>
-      <w:r>
+      <w:bookmarkStart w:id="14" w:name="_Toc234597317"/>
+      <w:r>
+        <w:lastRenderedPageBreak/>
         <w:t>Reflexión — Luis Inostroza</w:t>
       </w:r>
+      <w:bookmarkEnd w:id="14"/>
     </w:p>
     <w:p>
       <w:pPr>
@@ -2539,73 +3562,12 @@
         <w:jc w:val="both"/>
       </w:pPr>
       <w:r>
-        <w:rPr>
-          <w:b/>
-          <w:bCs/>
-          <w:color w:val="C00000"/>
-        </w:rPr>
-      </w:r>
-      <w:r/>
-      <w:r>
         <w:t>En este proyecto aprendí a configurar los pipelines, además de trabajar en equipo. También aprendí lo importantes que son las claves del laboratorio para desplegar en AWS y que estas van cambiando con el tiempo.</w:t>
       </w:r>
     </w:p>
-    <w:p>
-      <w:pPr>
-        <w:pStyle w:val="Ttulo1"/>
-      </w:pPr>
-      <w:r>
-        <w:t>11. Declaración de uso de Inteligencia Artificial</w:t>
-      </w:r>
-    </w:p>
-    <w:p>
-      <w:pPr>
-        <w:spacing w:after="120"/>
-        <w:jc w:val="both"/>
-      </w:pPr>
-      <w:r>
-        <w:t xml:space="preserve">Se utilizó el asistente Claude </w:t>
-      </w:r>
-      <w:proofErr w:type="spellStart"/>
-      <w:r>
-        <w:t>Code</w:t>
-      </w:r>
-      <w:proofErr w:type="spellEnd"/>
-      <w:r>
-        <w:t xml:space="preserve"> (</w:t>
-      </w:r>
-      <w:proofErr w:type="spellStart"/>
-      <w:r>
-        <w:t>Anthropic</w:t>
-      </w:r>
-      <w:proofErr w:type="spellEnd"/>
-      <w:r>
-        <w:t>) como apoyo para la depuración de código, la configuración de herramientas (</w:t>
-      </w:r>
-      <w:proofErr w:type="spellStart"/>
-      <w:r>
-        <w:t>docker-compose</w:t>
-      </w:r>
-      <w:proofErr w:type="spellEnd"/>
-      <w:r>
-        <w:t>, pipelines, manifiestos), la creación del diagrama y la redacción de esta documentación técnica. Las decisiones técnicas, conclusiones y reflexiones individuales fueron elaboradas por el equipo. Todo el contenido asistido por IA fue revisado y validado.</w:t>
-      </w:r>
-    </w:p>
-    <w:p>
-      <w:r>
-        <w:t xml:space="preserve">Referencia: </w:t>
-      </w:r>
-      <w:hyperlink r:id="rId16" w:history="1">
-        <w:r>
-          <w:rPr>
-            <w:rStyle w:val="Hipervnculo"/>
-          </w:rPr>
-          <w:t>https://bibliotecas.duoc.cl/ia</w:t>
-        </w:r>
-      </w:hyperlink>
-    </w:p>
+    <w:p/>
     <w:sectPr>
-      <w:footerReference w:type="default" r:id="rId17"/>
+      <w:footerReference w:type="default" r:id="rId19"/>
       <w:pgSz w:w="12240" w:h="15840"/>
       <w:pgMar w:top="1440" w:right="1440" w:bottom="1440" w:left="1440" w:header="708" w:footer="708" w:gutter="0"/>
       <w:cols w:space="720"/>
@@ -3532,6 +4494,31 @@
       <w:szCs w:val="20"/>
     </w:rPr>
   </w:style>
+  <w:style w:type="paragraph" w:styleId="TDC1">
+    <w:name w:val="toc 1"/>
+    <w:basedOn w:val="Normal"/>
+    <w:next w:val="Normal"/>
+    <w:autoRedefine/>
+    <w:uiPriority w:val="39"/>
+    <w:unhideWhenUsed/>
+    <w:rsid w:val="00172F9B"/>
+    <w:pPr>
+      <w:spacing w:after="100"/>
+    </w:pPr>
+  </w:style>
+  <w:style w:type="paragraph" w:styleId="TDC2">
+    <w:name w:val="toc 2"/>
+    <w:basedOn w:val="Normal"/>
+    <w:next w:val="Normal"/>
+    <w:autoRedefine/>
+    <w:uiPriority w:val="39"/>
+    <w:unhideWhenUsed/>
+    <w:rsid w:val="00172F9B"/>
+    <w:pPr>
+      <w:spacing w:after="100"/>
+      <w:ind w:left="220"/>
+    </w:pPr>
+  </w:style>
 </w:styles>
 </file>
 
@@ -3848,4 +4835,16 @@
     </a:ext>
   </a:extLst>
 </a:theme>
+</file>
+
+<file path=customXml/item1.xml><?xml version="1.0" encoding="utf-8"?>
+<b:Sources xmlns:b="http://schemas.openxmlformats.org/officeDocument/2006/bibliography" xmlns="http://schemas.openxmlformats.org/officeDocument/2006/bibliography" SelectedStyle="/APASixthEditionOfficeOnline.xsl" StyleName="APA" Version="6"/>
+</file>
+
+<file path=customXml/itemProps1.xml><?xml version="1.0" encoding="utf-8"?>
+<ds:datastoreItem xmlns:ds="http://schemas.openxmlformats.org/officeDocument/2006/customXml" ds:itemID="{34637850-42BF-BF4E-8FD4-C97A53754A5E}">
+  <ds:schemaRefs>
+    <ds:schemaRef ds:uri="http://schemas.openxmlformats.org/officeDocument/2006/bibliography"/>
+  </ds:schemaRefs>
+</ds:datastoreItem>
 </file>